--- a/paper/Terrainformer_MDPI/Response_to_Reviewer_2.docx
+++ b/paper/Terrainformer_MDPI/Response_to_Reviewer_2.docx
@@ -139,7 +139,7 @@
           <w:p>
             <w:r>
               <w:rPr/>
-              <w:t xml:space="preserve">Yes — the methodological comparison table (Table 2) now makes the design choices explicit relative to seven representative comparator systems, allowing reviewers to judge each choice in context.</w:t>
+              <w:t xml:space="preserve">Yes — the methodological comparison tables (Tables 1 and 2) now make the design choices explicit relative to seven representative comparator systems, allowing reviewers to judge each choice in context.</w:t>
             </w:r>
           </w:p>
         </w:tc>
@@ -255,17 +255,27 @@
       </w:r>
       <w:r>
         <w:rPr/>
-        <w:t xml:space="preserve"> Agreed. We have added Table 2 (</w:t>
+        <w:t xml:space="preserve"> Agreed. We have added two methodological comparison tables (Tables 1 and 2, labels </w:t>
       </w:r>
       <w:r>
         <w:rPr>
           <w:rFonts w:ascii="Consolas" w:hAnsi="Consolas"/>
         </w:rPr>
-        <w:t xml:space="preserve">tab:method_comparison</w:t>
-      </w:r>
-      <w:r>
-        <w:rPr/>
-        <w:t xml:space="preserve">) at the end of Related Work (new Section 2.5 "Position of TerrainFormer in the Literature"). The table compares TerrainFormer against seven representative systems on six methodological axes: domain (off-road / urban / continuous control / offline RL), perception backbone, policy backbone, action representation (discrete vs.\ continuous), cross-dataset training protocol, and real-time capability. The compared systems are BADGR \cite{kahn2021}, TartanDrive \cite{triest2023}, Dreamer / DreamerV3 \cite{hafner2020, hafner2023}, MILE \cite{hu2022}, PCWM \cite{yang2023}, the original Decision Transformer \cite{chen2021}, and Wayformer \cite{nayakanti2023}.</w:t>
+        <w:t xml:space="preserve">tab:method_arch</w:t>
+      </w:r>
+      <w:r>
+        <w:rPr/>
+        <w:t xml:space="preserve"> and </w:t>
+      </w:r>
+      <w:r>
+        <w:rPr>
+          <w:rFonts w:ascii="Consolas" w:hAnsi="Consolas"/>
+        </w:rPr>
+        <w:t xml:space="preserve">tab:method_caps</w:t>
+      </w:r>
+      <w:r>
+        <w:rPr/>
+        <w:t xml:space="preserve">) at the end of Related Work (new Section 2.5 "Position of TerrainFormer in the Literature"). The split into two tables is deliberate so that each table fits inside the MDPI single-column page width: Table 1 reports the architectural backbones (domain, perception, policy) and Table 2 reports the deployment-relevant capabilities (action representation, cross-dataset training, real-time inference). Together they cover six methodological axes across seven representative comparator systems: BADGR \cite{kahn2021}, TartanDrive \cite{triest2023}, Dreamer / DreamerV3 \cite{hafner2020, hafner2023}, MILE \cite{hu2022}, PCWM \cite{yang2023}, the original Decision Transformer \cite{chen2021}, and Wayformer \cite{nayakanti2023}. The System column repeats across the two tables and serves as the linking key so a reader can correlate rows between them.</w:t>
       </w:r>
     </w:p>
     <w:p>
@@ -326,7 +336,7 @@
       </w:pPr>
       <w:r>
         <w:rPr/>
-        <w:t xml:space="preserve">"Table 2 compares TerrainFormer against representative systems on the architectural and methodological axes that drive their performance differences. The point of the table is not to claim TerrainFormer is uniformly better; several of the listed systems were designed for urban driving rather than off-road and use different action representations, sensor stacks, or training datasets. What the table does show is which design choices are shared, which are specific to TerrainFormer, and where each design choice comes from in the literature."</w:t>
+        <w:t xml:space="preserve">"Tables 1 and 2 compare TerrainFormer against representative systems on the architectural and methodological axes that drive their performance differences. Table 1 reports the architectural backbones (domain, perception, policy); Table 2 reports the deployment-relevant capabilities (action representation, cross-dataset training, real-time inference). The point of the comparison is not to claim TerrainFormer is uniformly better; several of the listed systems were designed for urban driving rather than off-road and use different action representations, sensor stacks, or training datasets. What the tables do show is which design choices are shared, which are specific to TerrainFormer, and where each design choice comes from in the literature."</w:t>
       </w:r>
     </w:p>
     <w:p>
@@ -357,7 +367,7 @@
       </w:r>
       <w:r>
         <w:rPr/>
-        <w:t xml:space="preserve"> Agreed. We have added Figure 2 (</w:t>
+        <w:t xml:space="preserve"> Agreed. We have added Figure 1 (</w:t>
       </w:r>
       <w:r>
         <w:rPr>
@@ -367,7 +377,7 @@
       </w:r>
       <w:r>
         <w:rPr/>
-        <w:t xml:space="preserve">) in the same new Section 2.5. The figure is a four-branch taxonomy:</w:t>
+        <w:t xml:space="preserve">) in the same new Section 2.5. The figure is now the first figure of the manuscript because Section 2.5 precedes the architecture overview; the four-branch taxonomy is:</w:t>
       </w:r>
     </w:p>
     <w:p>
@@ -571,7 +581,7 @@
       </w:r>
       <w:r>
         <w:rPr/>
-        <w:t xml:space="preserve">. References Table 1 from Section 3.1.2 and unpacks the three architectural factors (memory layout / hierarchy depth / output-format alignment) that explain the latency gap.</w:t>
+        <w:t xml:space="preserve">. References Table 3 from Section 3.1.2 and unpacks the three architectural factors (memory layout / hierarchy depth / output-format alignment) that explain the latency gap.</w:t>
       </w:r>
     </w:p>
     <w:p>
@@ -600,7 +610,7 @@
       </w:r>
       <w:r>
         <w:rPr/>
-        <w:t xml:space="preserve">. References Table 6 from Section 5.4; the 0.79\,\% accuracy drop with 98.82\,\% agreement is the load-bearing empirical ablation showing that the decision transformer reads its action signal from the learned latent terrain representation, not from short-term sensor noise.</w:t>
+        <w:t xml:space="preserve">. References Table 8 from Section 5.4; the 0.79\,\% accuracy drop with 98.82\,\% agreement is the load-bearing empirical ablation showing that the decision transformer reads its action signal from the learned latent terrain representation, not from short-term sensor noise.</w:t>
       </w:r>
     </w:p>
     <w:p>
